--- a/EXERCICES/LOT A - Composants natifs/A-08/A-08_fiche.docx
+++ b/EXERCICES/LOT A - Composants natifs/A-08/A-08_fiche.docx
@@ -843,7 +843,7 @@
           <w:i w:val="0"/>
           <w:sz w:val="21"/>
         </w:rPr>
-        <w:t>11 — le nombre de traverses dont l'écart à 1 200 mm dépasse 5 mm.</w:t>
+        <w:t>Un nombre entier : combien de traverses sortent de la tolérance.</w:t>
       </w:r>
     </w:p>
     <w:p>
@@ -1018,6 +1018,75 @@
           <w:sz w:val="18"/>
         </w:rPr>
         <w:t>La zone corrigé. Elle est autonome : les données fournies y sont recopiées, aucun câble ne la relie à la zone sujet.</w:t>
+      </w:r>
+    </w:p>
+    <w:p>
+      <w:pPr>
+        <w:spacing w:before="200" w:after="60"/>
+      </w:pPr>
+      <w:r>
+        <w:rPr>
+          <w:rFonts w:ascii="Calibri" w:hAnsi="Calibri"/>
+          <w:b/>
+          <w:color w:val="444A52"/>
+          <w:sz w:val="22"/>
+        </w:rPr>
+        <w:t>La valeur attendue</w:t>
+      </w:r>
+    </w:p>
+    <w:tbl>
+      <w:tblPr>
+        <w:tblW w:type="auto" w:w="0"/>
+        <w:jc w:val="center"/>
+        <w:tblLook w:firstColumn="1" w:firstRow="1" w:lastColumn="0" w:lastRow="0" w:noHBand="0" w:noVBand="1" w:val="04A0"/>
+      </w:tblPr>
+      <w:tblGrid>
+        <w:gridCol w:w="9298"/>
+      </w:tblGrid>
+      <w:tr>
+        <w:tc>
+          <w:tcPr>
+            <w:tcW w:type="dxa" w:w="9298"/>
+            <w:shd w:val="clear" w:fill="EAF1F8"/>
+            <w:tcBorders>
+              <w:top w:val="single" w:sz="6" w:color="BFC7D1"/>
+              <w:left w:val="single" w:sz="6" w:color="BFC7D1"/>
+              <w:bottom w:val="single" w:sz="6" w:color="BFC7D1"/>
+              <w:right w:val="single" w:sz="6" w:color="BFC7D1"/>
+            </w:tcBorders>
+          </w:tcPr>
+          <w:p>
+            <w:pPr>
+              <w:spacing w:before="120" w:after="120"/>
+            </w:pPr>
+            <w:r>
+              <w:rPr>
+                <w:rFonts w:ascii="Calibri" w:hAnsi="Calibri"/>
+                <w:sz w:val="22"/>
+              </w:rPr>
+              <w:t>11 — le nombre de traverses dont l'écart à 1 200 mm dépasse 5 mm.</w:t>
+            </w:r>
+          </w:p>
+        </w:tc>
+      </w:tr>
+    </w:tbl>
+    <w:p>
+      <w:pPr>
+        <w:spacing w:after="0"/>
+      </w:pPr>
+    </w:p>
+    <w:p>
+      <w:pPr>
+        <w:spacing w:before="0" w:after="80"/>
+      </w:pPr>
+      <w:r>
+        <w:rPr>
+          <w:rFonts w:ascii="Calibri" w:hAnsi="Calibri"/>
+          <w:b w:val="0"/>
+          <w:i/>
+          <w:sz w:val="19"/>
+        </w:rPr>
+        <w:t>Cette valeur ne figure pas sur la fiche remise à l'apprenant : elle y écrirait la réponse.</w:t>
       </w:r>
     </w:p>
     <w:p>

--- a/EXERCICES/LOT A - Composants natifs/A-08/A-08_fiche.docx
+++ b/EXERCICES/LOT A - Composants natifs/A-08/A-08_fiche.docx
@@ -545,7 +545,7 @@
                 <w:b w:val="0"/>
                 <w:sz w:val="19"/>
               </w:rPr>
-              <w:t>v0.3-260826 — Ind. B — 26/08/2026</w:t>
+              <w:t>v0.4-260901 — Ind. B — 26/08/2026</w:t>
             </w:r>
           </w:p>
         </w:tc>
@@ -1513,7 +1513,7 @@
         <w:color w:val="444A52"/>
         <w:sz w:val="16"/>
       </w:rPr>
-      <w:t>Magpie · A-08 — Booléen et nombre · v0.3-260826 Ind. B</w:t>
+      <w:t>Magpie · A-08 — Booléen et nombre · v0.4-260901 Ind. B</w:t>
     </w:r>
   </w:p>
 </w:ftr>

--- a/EXERCICES/LOT A - Composants natifs/A-08/A-08_fiche.docx
+++ b/EXERCICES/LOT A - Composants natifs/A-08/A-08_fiche.docx
@@ -545,7 +545,7 @@
                 <w:b w:val="0"/>
                 <w:sz w:val="19"/>
               </w:rPr>
-              <w:t>v0.4-260901 — Ind. B — 26/08/2026</w:t>
+              <w:t>v0.5-260902 — Ind. C — 01/09/2026</w:t>
             </w:r>
           </w:p>
         </w:tc>
@@ -1513,7 +1513,7 @@
         <w:color w:val="444A52"/>
         <w:sz w:val="16"/>
       </w:rPr>
-      <w:t>Magpie · A-08 — Booléen et nombre · v0.4-260901 Ind. B</w:t>
+      <w:t>Magpie · A-08 — Booléen et nombre · v0.5-260902 Ind. C</w:t>
     </w:r>
   </w:p>
 </w:ftr>

--- a/EXERCICES/LOT A - Composants natifs/A-08/A-08_fiche.docx
+++ b/EXERCICES/LOT A - Composants natifs/A-08/A-08_fiche.docx
@@ -1381,6 +1381,61 @@
           <w:color w:val="444A52"/>
           <w:sz w:val="22"/>
         </w:rPr>
+        <w:t>Limite de la correction automatique</w:t>
+      </w:r>
+    </w:p>
+    <w:tbl>
+      <w:tblPr>
+        <w:tblW w:type="auto" w:w="0"/>
+        <w:jc w:val="center"/>
+        <w:tblLook w:firstColumn="1" w:firstRow="1" w:lastColumn="0" w:lastRow="0" w:noHBand="0" w:noVBand="1" w:val="04A0"/>
+      </w:tblPr>
+      <w:tblGrid>
+        <w:gridCol w:w="9298"/>
+      </w:tblGrid>
+      <w:tr>
+        <w:tc>
+          <w:tcPr>
+            <w:tcW w:type="dxa" w:w="9298"/>
+            <w:shd w:val="clear" w:fill="FDF3D6"/>
+            <w:tcBorders>
+              <w:top w:val="single" w:sz="6" w:color="BFC7D1"/>
+              <w:left w:val="single" w:sz="6" w:color="BFC7D1"/>
+              <w:bottom w:val="single" w:sz="6" w:color="BFC7D1"/>
+              <w:right w:val="single" w:sz="6" w:color="BFC7D1"/>
+            </w:tcBorders>
+          </w:tcPr>
+          <w:p>
+            <w:pPr>
+              <w:spacing w:before="120" w:after="120"/>
+            </w:pPr>
+            <w:r>
+              <w:rPr>
+                <w:rFonts w:ascii="Calibri" w:hAnsi="Calibri"/>
+                <w:sz w:val="20"/>
+              </w:rPr>
+              <w:t>Onze traverses sortent de la tolérance ANNONCÉE. La tolérance réelle d'un lot se lit sur le plan et dépend de l'assemblage : 5 mm sur une traverse vissée n'a pas le même sens que sur une traverse encastrée.</w:t>
+            </w:r>
+          </w:p>
+        </w:tc>
+      </w:tr>
+    </w:tbl>
+    <w:p>
+      <w:pPr>
+        <w:spacing w:after="0"/>
+      </w:pPr>
+    </w:p>
+    <w:p>
+      <w:pPr>
+        <w:spacing w:before="200" w:after="60"/>
+      </w:pPr>
+      <w:r>
+        <w:rPr>
+          <w:rFonts w:ascii="Calibri" w:hAnsi="Calibri"/>
+          <w:b/>
+          <w:color w:val="444A52"/>
+          <w:sz w:val="22"/>
+        </w:rPr>
         <w:t>Pour aller plus loin</w:t>
       </w:r>
     </w:p>

--- a/EXERCICES/LOT A - Composants natifs/A-08/A-08_fiche.docx
+++ b/EXERCICES/LOT A - Composants natifs/A-08/A-08_fiche.docx
@@ -86,7 +86,7 @@
                 <w:b w:val="0"/>
                 <w:sz w:val="19"/>
               </w:rPr>
-              <w:t>A2 · Types, conversion et valeurs</w:t>
+              <w:t>A2 · Types et conversion implicite</w:t>
             </w:r>
           </w:p>
         </w:tc>
